--- a/documentacion/06-calidad/PLANTILLA-WINDOWS.docx
+++ b/documentacion/06-calidad/PLANTILLA-WINDOWS.docx
@@ -2059,6 +2059,125 @@
                 <w:szCs w:val="19"/>
               </w:rPr>
               <w:t xml:space="preserve">Lo instalé o usé la versión portable</w:t>
+            </w:r>
+          </w:p>
+        </w:tc>
+        <w:tc>
+          <w:tcPr>
+            <w:tcW w:type="dxa" w:w="1033"/>
+            <w:shd w:fill="FFFFFF" w:val="clear"/>
+            <w:tcMar>
+              <w:top w:type="dxa" w:w="70"/>
+              <w:left w:type="dxa" w:w="110"/>
+              <w:bottom w:type="dxa" w:w="70"/>
+              <w:right w:type="dxa" w:w="110"/>
+            </w:tcMar>
+          </w:tcPr>
+          <w:p>
+            <w:pPr>
+              <w:jc w:val="center"/>
+            </w:pPr>
+            <w:r>
+              <w:rPr>
+                <w:rFonts w:ascii="Calibri" w:cs="Calibri" w:eastAsia="Calibri" w:hAnsi="Calibri"/>
+                <w:color w:val="1A2A33"/>
+                <w:sz w:val="26"/>
+                <w:szCs w:val="26"/>
+              </w:rPr>
+              <w:t xml:space="preserve">☐</w:t>
+            </w:r>
+          </w:p>
+        </w:tc>
+      </w:tr>
+      <w:tr>
+        <w:tc>
+          <w:tcPr>
+            <w:tcW w:type="dxa" w:w="8605"/>
+            <w:shd w:fill="F2F5F7" w:val="clear"/>
+            <w:tcMar>
+              <w:top w:type="dxa" w:w="70"/>
+              <w:left w:type="dxa" w:w="110"/>
+              <w:bottom w:type="dxa" w:w="70"/>
+              <w:right w:type="dxa" w:w="110"/>
+            </w:tcMar>
+          </w:tcPr>
+          <w:p>
+            <w:pPr>
+              <w:jc w:val="left"/>
+            </w:pPr>
+            <w:r>
+              <w:rPr>
+                <w:rFonts w:ascii="Calibri" w:cs="Calibri" w:eastAsia="Calibri" w:hAnsi="Calibri"/>
+                <w:b/>
+                <w:bCs/>
+                <w:color w:val="1A2A33"/>
+                <w:sz w:val="19"/>
+                <w:szCs w:val="19"/>
+              </w:rPr>
+              <w:t xml:space="preserve">Lo puse en español</w:t>
+            </w:r>
+            <w:r>
+              <w:rPr>
+                <w:rFonts w:ascii="Calibri" w:cs="Calibri" w:eastAsia="Calibri" w:hAnsi="Calibri"/>
+                <w:color w:val="1A2A33"/>
+                <w:sz w:val="19"/>
+                <w:szCs w:val="19"/>
+              </w:rPr>
+              <w:t xml:space="preserve"> (Insert+Ctrl+G → General → Language)</w:t>
+            </w:r>
+          </w:p>
+        </w:tc>
+        <w:tc>
+          <w:tcPr>
+            <w:tcW w:type="dxa" w:w="1033"/>
+            <w:shd w:fill="F2F5F7" w:val="clear"/>
+            <w:tcMar>
+              <w:top w:type="dxa" w:w="70"/>
+              <w:left w:type="dxa" w:w="110"/>
+              <w:bottom w:type="dxa" w:w="70"/>
+              <w:right w:type="dxa" w:w="110"/>
+            </w:tcMar>
+          </w:tcPr>
+          <w:p>
+            <w:pPr>
+              <w:jc w:val="center"/>
+            </w:pPr>
+            <w:r>
+              <w:rPr>
+                <w:rFonts w:ascii="Calibri" w:cs="Calibri" w:eastAsia="Calibri" w:hAnsi="Calibri"/>
+                <w:color w:val="1A2A33"/>
+                <w:sz w:val="26"/>
+                <w:szCs w:val="26"/>
+              </w:rPr>
+              <w:t xml:space="preserve">☐</w:t>
+            </w:r>
+          </w:p>
+        </w:tc>
+      </w:tr>
+      <w:tr>
+        <w:tc>
+          <w:tcPr>
+            <w:tcW w:type="dxa" w:w="8605"/>
+            <w:shd w:fill="FFFFFF" w:val="clear"/>
+            <w:tcMar>
+              <w:top w:type="dxa" w:w="70"/>
+              <w:left w:type="dxa" w:w="110"/>
+              <w:bottom w:type="dxa" w:w="70"/>
+              <w:right w:type="dxa" w:w="110"/>
+            </w:tcMar>
+          </w:tcPr>
+          <w:p>
+            <w:pPr>
+              <w:jc w:val="left"/>
+            </w:pPr>
+            <w:r>
+              <w:rPr>
+                <w:rFonts w:ascii="Calibri" w:cs="Calibri" w:eastAsia="Calibri" w:hAnsi="Calibri"/>
+                <w:color w:val="1A2A33"/>
+                <w:sz w:val="19"/>
+                <w:szCs w:val="19"/>
+              </w:rPr>
+              <w:t xml:space="preserve">La voz también lee en español</w:t>
             </w:r>
           </w:p>
         </w:tc>
